--- a/docs/qa/DrPoojaPhysio-QA-Audit-Report.docx
+++ b/docs/qa/DrPoojaPhysio-QA-Audit-Report.docx
@@ -11,7 +11,7 @@
           <w:b/>
           <w:sz w:val="44"/>
         </w:rPr>
-        <w:t>Dr. Pooja's Physio - QA Audit Report</w:t>
+        <w:t>MoveRestore Physiotherapy - QA Audit Report</w:t>
       </w:r>
     </w:p>
     <w:p>
